--- a/report/COMP90051_Group51_Report.docx
+++ b/report/COMP90051_Group51_Report.docx
@@ -29,7 +29,7 @@
           <w:sz w:val="20"/>
           <w:szCs w:val="20"/>
         </w:rPr>
-        <w:t xml:space="preserve">COMP90051 Statistical Machine Learning — Group 51</w:t>
+        <w:t xml:space="preserve">COMP90051 Statistical Machine Learning, Group 51</w:t>
       </w:r>
     </w:p>
     <w:p>
@@ -64,20 +64,7 @@
           <w:sz w:val="20"/>
           <w:szCs w:val="20"/>
         </w:rPr>
-        <w:t xml:space="preserve">  ·  Dev Karan Singh </w:t>
-      </w:r>
-      <w:r>
-        <w:rPr>
-          <w:rFonts w:ascii="Times New Roman" w:cs="Times New Roman" w:eastAsia="Times New Roman" w:hAnsi="Times New Roman"/>
-          <w:b/>
-          <w:bCs/>
-          <w:color w:val="C00000"/>
-          <w:sz w:val="20"/>
-          <w:szCs w:val="20"/>
-          <w:highlight w:val="yellow"/>
-          <w:highlightCs w:val="yellow"/>
-        </w:rPr>
-        <w:t xml:space="preserve">[Student ID]</w:t>
+        <w:t xml:space="preserve">  ·  Dev Karan Singh (1841737)</w:t>
       </w:r>
       <w:r>
         <w:rPr>
@@ -130,7 +117,7 @@
           <w:sz w:val="18"/>
           <w:szCs w:val="18"/>
         </w:rPr>
-        <w:t xml:space="preserve">the writing is final draft quality — edit freely in your own voice. Everything </w:t>
+        <w:t xml:space="preserve">the writing is final draft quality, so edit freely in your own voice. Everything </w:t>
       </w:r>
       <w:r>
         <w:rPr>
@@ -198,7 +185,7 @@
           <w:sz w:val="20"/>
           <w:szCs w:val="20"/>
         </w:rPr>
-        <w:t xml:space="preserve">So rather than predict the next point — which is both obvious and confounded — we ask a sharper, testable question about </w:t>
+        <w:t xml:space="preserve">So rather than predict the next point, which is both obvious and confounded, we ask a sharper, testable question about </w:t>
       </w:r>
       <w:r>
         <w:rPr>
@@ -234,7 +221,7 @@
           <w:sz w:val="20"/>
           <w:szCs w:val="20"/>
         </w:rPr>
-        <w:t xml:space="preserve"> the server, the score and pressure, and how strong each player is? And if it does, how far back does that memory stretch — a point or two, or a whole game?</w:t>
+        <w:t xml:space="preserve"> the server, the score and pressure, and how strong each player is? And if it does, how far back does that memory stretch: a point or two, or a whole game?</w:t>
       </w:r>
     </w:p>
     <w:p>
@@ -266,7 +253,7 @@
           <w:sz w:val="20"/>
           <w:szCs w:val="20"/>
         </w:rPr>
-        <w:t xml:space="preserve"> scrambles the order of points within a match while keeping each player’s serve-conditional win rates intact — if the models do no better on real data than on this order-destroyed version, there is no momentum to find. A </w:t>
+        <w:t xml:space="preserve"> scrambles the order of points within a match while keeping each player’s serve-conditional win rates intact. If the models do no better on real data than on this order-destroyed version, there is no momentum to find. A </w:t>
       </w:r>
       <w:r>
         <w:rPr>
@@ -318,7 +305,7 @@
         </w:rPr>
         <w:t xml:space="preserve">The data is Jeff Sackmann’s Grand Slam point-by-point collection, which covers most main-draw singles matches at the four majors since 2011 (</w:t>
       </w:r>
-      <w:hyperlink w:history="1" r:id="rIdhgoryee8j6jclxotcctjp">
+      <w:hyperlink w:history="1" r:id="rId9vs8--n1wxmhjlt5adxhh">
         <w:r>
           <w:rPr>
             <w:rStyle w:val="Hyperlink"/>
@@ -335,7 +322,7 @@
           <w:sz w:val="20"/>
           <w:szCs w:val="20"/>
         </w:rPr>
-        <w:t xml:space="preserve">). Each row is a single point with the server, the winner, the running score, and — when the tournament recorded it — rally length, serve speed and ace/winner/error flags. After cleaning we keep </w:t>
+        <w:t xml:space="preserve">). Each row is a single point with the server, the winner, the running score, and (when the tournament recorded it) rally length, serve speed and ace/winner/error flags. After cleaning we keep </w:t>
       </w:r>
       <w:r>
         <w:rPr>
@@ -418,7 +405,7 @@
           <w:sz w:val="20"/>
           <w:szCs w:val="20"/>
         </w:rPr>
-        <w:t xml:space="preserve"> itself [1] is scraped from the official Grand Slam sites, and the fields on offer vary a lot between tournaments and years — serve speed, serve number and rally length are missing for many matches — which ends up shaping which features we can actually build.</w:t>
+        <w:t xml:space="preserve"> itself [1] is scraped from the official Grand Slam sites, and the fields on offer vary a lot between tournaments and years (serve speed, serve number and rally length are missing for many matches), which ends up shaping which features we can actually build.</w:t>
       </w:r>
     </w:p>
     <w:p>
@@ -442,7 +429,7 @@
           <w:sz w:val="20"/>
           <w:szCs w:val="20"/>
         </w:rPr>
-        <w:t xml:space="preserve">Klaassen and Magnus [2] tackled exactly this with a dynamic panel model of Wimbledon points and found that points are not perfectly independent, but only slightly: winning the previous point nudges your chance of winning the next one up by a small amount. That is the useful lesson for us — if there is an effect at all it is small, so controlling for the obvious confounds is what makes or breaks the analysis.</w:t>
+        <w:t xml:space="preserve">Klaassen and Magnus [2] tackled exactly this with a dynamic panel model of Wimbledon points and found that points are not perfectly independent, but only slightly: winning the previous point nudges your chance of winning the next one up by a small amount. That is the useful lesson for us: if there is an effect at all it is small, so controlling for the obvious confounds is what makes or breaks the analysis.</w:t>
       </w:r>
     </w:p>
     <w:p>
@@ -466,7 +453,7 @@
           <w:sz w:val="20"/>
           <w:szCs w:val="20"/>
         </w:rPr>
-        <w:t xml:space="preserve">The broader debate goes back to Gilovich, Vallone and Tversky [3], who argued that the belief in streaks in basketball was mostly people reading patterns into randomness. Decades later, Miller and Sanjurjo [4] showed that the usual way of measuring streaks is itself biased in small samples, which quietly exaggerates reversals. This matters for us because our within-match shuffle inherits the very same bias — so comparing real against shuffled cancels it out instead of being fooled by it.</w:t>
+        <w:t xml:space="preserve">The broader debate goes back to Gilovich, Vallone and Tversky [3], who argued that the belief in streaks in basketball was mostly people reading patterns into randomness. Decades later, Miller and Sanjurjo [4] showed that the usual way of measuring streaks is itself biased in small samples, which quietly exaggerates reversals. This matters for us because our within-match shuffle inherits the very same bias, so comparing real against shuffled cancels it out instead of being fooled by it.</w:t>
       </w:r>
     </w:p>
     <w:p>
@@ -490,7 +477,7 @@
           <w:sz w:val="20"/>
           <w:szCs w:val="20"/>
         </w:rPr>
-        <w:t xml:space="preserve">Our complex model is the Relational Recurrent Neural Network of Santoro et al. [5] from NeurIPS 2018. A standard LSTM — which the subject does cover — squeezes the whole past into one hidden vector. The Relational Memory Core keeps a set of separate memory slots instead and, at each step, lets them talk to each other through multi-head self-attention before updating. That slot-to-slot attention is the part that sets it apart from the recurrent networks in the COMP90051 syllabus, and it is a post-2017 idea we had to read up on ourselves. We picked it precisely because a model that can relate events several points apart is the natural candidate for finding momentum structure the hand-built features might miss.</w:t>
+        <w:t xml:space="preserve">Our complex model is the Relational Recurrent Neural Network of Santoro et al. [5] from NeurIPS 2018. A standard LSTM, which the subject does cover, squeezes the whole past into one hidden vector. The Relational Memory Core keeps a set of separate memory slots instead and, at each step, lets them talk to each other through multi-head self-attention before updating. That slot-to-slot attention is the part that sets it apart from the recurrent networks in the COMP90051 syllabus, and it is a post-2017 idea we had to read up on ourselves. We picked it precisely because a model that can relate events several points apart is the natural candidate for finding momentum structure the hand-built features might miss.</w:t>
       </w:r>
     </w:p>
     <w:p>
@@ -554,7 +541,7 @@
           <w:sz w:val="20"/>
           <w:szCs w:val="20"/>
         </w:rPr>
-        <w:t xml:space="preserve"> file, rename the inconsistent column headings to one common schema as we load (the schema genuinely differs across tournaments), and drop points with no valid winner. Points are kept in match order by set, game and point number. We track two targets: whether player 1 won the point, and the serve-adjusted “server won the point” — momentum is tested as information beyond that second one. Every history-based feature for a point is computed from earlier points only, and never crosses into another match, so a point can never peek at its own result.</w:t>
+        <w:t xml:space="preserve"> file, rename the inconsistent column headings to one common schema as we load (the schema genuinely differs across tournaments), and drop points with no valid winner. Points are kept in match order by set, game and point number. We track two targets: whether player 1 won the point, and the serve-adjusted “server won the point”, where momentum is tested as information beyond that second one. Every history-based feature for a point is computed from earlier points only, and never crosses into another match, so a point can never peek at its own result.</w:t>
       </w:r>
     </w:p>
     <w:p>
@@ -585,7 +572,7 @@
           <w:sz w:val="20"/>
           <w:szCs w:val="20"/>
         </w:rPr>
-        <w:t xml:space="preserve">Plain preprocessing is both against the rules and, more to the point, useless for capturing order. From the raw stream of points we build: rolling win rates over the last 1, 3, 5, 10 and 20 points; exponentially-weighted win rates at several decay rates (so we get both a short memory and a long one); a signed current-streak length; and pressure flags pulled from the score — break point, set point, deciding set, and the game/set margin. The feature we are most pleased with is </w:t>
+        <w:t xml:space="preserve">Plain preprocessing is both against the rules and, more to the point, useless for capturing order. From the raw stream of points we build: rolling win rates over the last 1, 3, 5, 10 and 20 points; exponentially-weighted win rates at several decay rates (so we get both a short memory and a long one); a signed current-streak length; and pressure flags pulled from the score, namely break point, set point, deciding set, and the game/set margin. The feature we are most pleased with is </w:t>
       </w:r>
       <w:r>
         <w:rPr>
@@ -603,7 +590,7 @@
           <w:sz w:val="20"/>
           <w:szCs w:val="20"/>
         </w:rPr>
-        <w:t xml:space="preserve">: an exponentially-weighted average of (what happened − what a serve-and-score-only model expected), fitted on the training fold. It captures momentum as “winning more than serve and score alone would predict”, which is the honest version of the idea — it strips out the mechanical boost of serving. Interactions between the windows and the server, and between decay and pressure, push the feature count past the required size.</w:t>
+        <w:t xml:space="preserve">: an exponentially-weighted average of (what happened − what a serve-and-score-only model expected), fitted on the training fold. It captures momentum as “winning more than serve and score alone would predict”, which is the honest version of the idea, since it strips out the mechanical boost of serving. Interactions between the windows and the server, and between decay and pressure, push the feature count past the required size.</w:t>
       </w:r>
     </w:p>
     <w:p>
@@ -719,7 +706,7 @@
           <w:sz w:val="20"/>
           <w:szCs w:val="20"/>
         </w:rPr>
-        <w:t xml:space="preserve">Tennis data has a clock, so we always train on the past and test on the future — splitting points at random would leak the sequential signal we are trying to measure. We implement, with no third-party library, a temporal scheme at the match level: order the matches in time, cut them into 11 contiguous blocks, and let each repetition train on one block and test on the next, which gives 10 repetitions. Whole matches go to train or test, never both, and all three models see identical splits. Those 10 repetitions are where the error bars come from.</w:t>
+        <w:t xml:space="preserve">Tennis data has a clock, so we always train on the past and test on the future; splitting points at random would leak the sequential signal we are trying to measure. We implement, with no third-party library, a temporal scheme at the match level: order the matches in time, cut them into 11 contiguous blocks, and let each repetition train on one block and test on the next, which gives 10 repetitions. Whole matches go to train or test, never both, and all three models see identical splits. Those 10 repetitions are where the error bars come from.</w:t>
       </w:r>
     </w:p>
     <w:p>
@@ -1852,7 +1839,7 @@
           <w:sz w:val="20"/>
           <w:szCs w:val="20"/>
         </w:rPr>
-        <w:t xml:space="preserve">Figure 1(b) shows how well the pipeline detects a planted momentum effect as its size grows on simulated matches. The smallest planted effect it reliably catches is its sensitivity floor — and reporting the real-data result against that floor is what turns “we found nothing” into a statement with weight behind it.</w:t>
+        <w:t xml:space="preserve">Figure 1(b) shows how well the pipeline detects a planted momentum effect as its size grows on simulated matches. The smallest planted effect it reliably catches is its sensitivity floor, and reporting the real-data result against that floor is what turns “we found nothing” into a statement with weight behind it.</w:t>
       </w:r>
     </w:p>
     <w:p>
@@ -1874,7 +1861,7 @@
           <w:highlight w:val="yellow"/>
           <w:highlightCs w:val="yellow"/>
         </w:rPr>
-        <w:t xml:space="preserve">[FIGURE 1 — paste figures/memory_horizon.pdf and figures/positive_control.pdf side by side, then caption: (a) predictive gain vs. history length with error bars; (b) detection vs. planted effect size.]</w:t>
+        <w:t xml:space="preserve">[FIGURE 1: paste figures/memory_horizon.pdf and figures/positive_control.pdf side by side, then caption: (a) predictive gain vs. history length with error bars; (b) detection vs. planted effect size.]</w:t>
       </w:r>
     </w:p>
     <w:p>
@@ -1915,7 +1902,7 @@
           <w:sz w:val="20"/>
           <w:szCs w:val="20"/>
         </w:rPr>
-        <w:t xml:space="preserve">Logistic regression can only show momentum that is already baked into the windows and the surprise feature, which is exactly why it is a good floor: any lift it shows is directly readable as “these summaries of the past help”. Gradient boosting only earns its keep if the effect is non-linear or conditional — say, streaks that bite on break points but nowhere else — so if it beats logistic regression, that localises the effect to interactions rather than to recency alone. The Relational RNN can represent order the features never spell out, but the honest expectation, given how small the effect is and how noisy the target is, is that its extra capacity is as likely to overfit as to help. If it does not clearly beat the simpler models, that is itself informative: it says our hand-built features already mop up whatever short-range memory exists.</w:t>
+        <w:t xml:space="preserve">Logistic regression can only show momentum that is already baked into the windows and the surprise feature, which is exactly why it is a good floor: any lift it shows is directly readable as “these summaries of the past help”. Gradient boosting only earns its keep if the effect is non-linear or conditional (say, streaks that bite on break points but nowhere else), so if it beats logistic regression, that localises the effect to interactions rather than to recency alone. The Relational RNN can represent order the features never spell out, but the honest expectation, given how small the effect is and how noisy the target is, is that its extra capacity is as likely to overfit as to help. If it does not clearly beat the simpler models, that is itself informative: it says our hand-built features already mop up whatever short-range memory exists.</w:t>
       </w:r>
     </w:p>
     <w:p>
@@ -1939,7 +1926,7 @@
           <w:sz w:val="20"/>
           <w:szCs w:val="20"/>
         </w:rPr>
-        <w:t xml:space="preserve">The controls bracket the real result from both sides. The shuffle control stops us dressing up a confound as momentum — since it preserves serve-conditional base rates, any real-minus-shuffled gap cannot be blamed on serving or on the skill gap. The positive control guards the opposite mistake, declaring “no momentum” when the method simply lacked power, by showing the smallest planted effect the same pipeline recovers. A conclusion we would stand behind needs both: a gap that clears the shuffle band and also beats the sensitivity floor.</w:t>
+        <w:t xml:space="preserve">The controls bracket the real result from both sides. The shuffle control stops us dressing up a confound as momentum: since it preserves serve-conditional base rates, any real-minus-shuffled gap cannot be blamed on serving or on the skill gap. The positive control guards the opposite mistake, declaring “no momentum” when the method simply lacked power, by showing the smallest planted effect the same pipeline recovers. A conclusion we would stand behind needs both: a gap that clears the shuffle band and also beats the sensitivity floor.</w:t>
       </w:r>
     </w:p>
     <w:p>
@@ -1963,7 +1950,7 @@
           <w:sz w:val="20"/>
           <w:szCs w:val="20"/>
         </w:rPr>
-        <w:t xml:space="preserve">The feature-based models are cheap and interpretable — their coefficients and importances tell us which horizon of history matters — but they can only ever find the momentum we thought to encode. The Relational RNN needs no such guesswork and can relate distant points, but pays for it in interpretability, variance and compute, which is a poor trade when the signal is faint. We chose this trio on purpose: the simple and medium models answer “is there linear or interaction momentum in the features”, and the complex model heads off the obvious objection that a null is just a feature-engineering failure.</w:t>
+        <w:t xml:space="preserve">The feature-based models are cheap and interpretable (their coefficients and importances tell us which horizon of history matters), but they can only ever find the momentum we thought to encode. The Relational RNN needs no such guesswork and can relate distant points, but pays for it in interpretability, variance and compute, which is a poor trade when the signal is faint. We chose this trio on purpose: the simple and medium models answer “is there linear or interaction momentum in the features”, and the complex model heads off the obvious objection that a null is just a feature-engineering failure.</w:t>
       </w:r>
     </w:p>
     <w:p>
@@ -1987,7 +1974,7 @@
           <w:sz w:val="20"/>
           <w:szCs w:val="20"/>
         </w:rPr>
-        <w:t xml:space="preserve">A self-exciting point process, such as a Neural Hawkes model, is probably the most elegant formal model of momentum, but its event-stream framing does not sit neatly on alternating-serve point data and would make the shared-fold comparison awkward, so we leave it as future work. We ruled out a plain LSTM as the complex model because it fails the not-taught-in-class requirement and offers no relational mechanism over the history. And we deliberately did not make a bare “win-after-streak” test the headline method, because of the Miller–Sanjurjo bias — we keep it only as a sanity check whose bias the shuffle control absorbs.</w:t>
+        <w:t xml:space="preserve">A self-exciting point process, such as a Neural Hawkes model, is probably the most elegant formal model of momentum, but its event-stream framing does not sit neatly on alternating-serve point data and would make the shared-fold comparison awkward, so we leave it as future work. We ruled out a plain LSTM as the complex model because it fails the not-taught-in-class requirement and offers no relational mechanism over the history. And we deliberately did not make a bare “win-after-streak” test the headline method, because of the Miller–Sanjurjo bias; we keep it only as a sanity check whose bias the shuffle control absorbs.</w:t>
       </w:r>
     </w:p>
     <w:p>
@@ -2018,7 +2005,7 @@
           <w:sz w:val="20"/>
           <w:szCs w:val="20"/>
         </w:rPr>
-        <w:t xml:space="preserve">We set out to turn a vague belief — “momentum is real” — into something a model can actually be held to: does the order of points predict the next one beyond serve, score and skill, and over what horizon. The pipeline we built (temporal nested cross-validation, metrics coded by hand, and three models from a linear baseline up to a relational memory network) is designed so that either answer is defensible, because the shuffle control and the planted-effect control fence the result in from both sides. </w:t>
+        <w:t xml:space="preserve">We set out to turn a vague belief, that “momentum is real”, into something a model can actually be held to: does the order of points predict the next one beyond serve, score and skill, and over what horizon. The pipeline we built (temporal nested cross-validation, metrics coded by hand, and three models from a linear baseline up to a relational memory network) is designed so that either answer is defensible, because the shuffle control and the planted-effect control fence the result in from both sides. </w:t>
       </w:r>
       <w:r>
         <w:rPr>
@@ -2031,15 +2018,15 @@
           <w:highlight w:val="yellow"/>
           <w:highlightCs w:val="yellow"/>
         </w:rPr>
-        <w:t xml:space="preserve">[Fill in the finding once the numbers are in — e.g. “momentum adds a small but detectable gain that saturates within a handful of points”, or “no predictive momentum survives the shuffle null, even though the pipeline resolves planted effects as small as δ”.]</w:t>
-      </w:r>
-      <w:r>
-        <w:rPr>
-          <w:rFonts w:ascii="Times New Roman" w:cs="Times New Roman" w:eastAsia="Times New Roman" w:hAnsi="Times New Roman"/>
-          <w:sz w:val="20"/>
-          <w:szCs w:val="20"/>
-        </w:rPr>
-        <w:t xml:space="preserve"> Either way, the real contribution is the care taken over the serve-and-skill confound and the calibration of what we could have detected — which is what separates a genuine answer from the spurious streaks the literature keeps warning us about.</w:t>
+        <w:t xml:space="preserve">[Fill in the finding once the numbers are in, e.g. “momentum adds a small but detectable gain that saturates within a handful of points”, or “no predictive momentum survives the shuffle null, even though the pipeline resolves planted effects as small as δ”.]</w:t>
+      </w:r>
+      <w:r>
+        <w:rPr>
+          <w:rFonts w:ascii="Times New Roman" w:cs="Times New Roman" w:eastAsia="Times New Roman" w:hAnsi="Times New Roman"/>
+          <w:sz w:val="20"/>
+          <w:szCs w:val="20"/>
+        </w:rPr>
+        <w:t xml:space="preserve"> Either way, the real contribution is the care taken over the serve-and-skill confound and the calibration of what we could have detected, which is what separates a genuine answer from the spurious streaks the literature keeps warning us about.</w:t>
       </w:r>
     </w:p>
     <w:p>
